--- a/ЛР1/Отчет_ЛР1_Высоконагруженное_программирование.docx
+++ b/ЛР1/Отчет_ЛР1_Высоконагруженное_программирование.docx
@@ -39,12 +39,20 @@
       </w:pPr>
       <w:r>
         <w:rPr>
-          <w:rFonts w:ascii="Calibri" w:hAnsi="Calibri" w:eastAsia="Calibri"/>
-          <w:b w:val="0"/>
-          <w:color w:val="000000"/>
+          <w:rFonts w:ascii="Calibri" w:hAnsi="Calibri"/>
           <w:sz w:val="22"/>
         </w:rPr>
-        <w:t>Выполнил: Юрков Вовчик</w:t>
+        <w:t>Выполнил: Юрков Владимир</w:t>
+      </w:r>
+      <w:r>
+        <w:br/>
+      </w:r>
+      <w:r>
+        <w:rPr>
+          <w:rFonts w:ascii="Calibri" w:hAnsi="Calibri"/>
+          <w:sz w:val="22"/>
+        </w:rPr>
+        <w:t>Группа: МО-42.2</w:t>
       </w:r>
     </w:p>
     <w:p>
@@ -335,264 +343,43 @@
     <w:p>
       <w:pPr>
         <w:keepLines/>
-        <w:spacing w:before="40" w:after="120"/>
+        <w:spacing w:before="40" w:after="140"/>
         <w:ind w:left="360" w:right="144"/>
+        <w:jc w:val="center"/>
       </w:pPr>
       <w:r>
-        <w:rPr>
-          <w:rFonts w:ascii="Calibri" w:hAnsi="Calibri" w:eastAsia="Calibri"/>
-          <w:b w:val="0"/>
-          <w:color w:val="000000"/>
-          <w:sz w:val="18"/>
-        </w:rPr>
-        <w:t>TOTAL RESULTS</w:t>
-      </w:r>
-      <w:r>
-        <w:br/>
-      </w:r>
-      <w:r>
-        <w:rPr>
-          <w:rFonts w:ascii="Calibri" w:hAnsi="Calibri" w:eastAsia="Calibri"/>
-          <w:b w:val="0"/>
-          <w:color w:val="000000"/>
-          <w:sz w:val="18"/>
-        </w:rPr>
-      </w:r>
-      <w:r>
-        <w:br/>
-      </w:r>
-      <w:r>
-        <w:rPr>
-          <w:rFonts w:ascii="Calibri" w:hAnsi="Calibri" w:eastAsia="Calibri"/>
-          <w:b w:val="0"/>
-          <w:color w:val="000000"/>
-          <w:sz w:val="18"/>
-        </w:rPr>
-        <w:t>checks_total.......: 300     9.713281/s</w:t>
-      </w:r>
-      <w:r>
-        <w:br/>
-      </w:r>
-      <w:r>
-        <w:rPr>
-          <w:rFonts w:ascii="Calibri" w:hAnsi="Calibri" w:eastAsia="Calibri"/>
-          <w:b w:val="0"/>
-          <w:color w:val="000000"/>
-          <w:sz w:val="18"/>
-        </w:rPr>
-        <w:t>checks_succeeded...: 100.00% 300 out of 300</w:t>
-      </w:r>
-      <w:r>
-        <w:br/>
-      </w:r>
-      <w:r>
-        <w:rPr>
-          <w:rFonts w:ascii="Calibri" w:hAnsi="Calibri" w:eastAsia="Calibri"/>
-          <w:b w:val="0"/>
-          <w:color w:val="000000"/>
-          <w:sz w:val="18"/>
-        </w:rPr>
-        <w:t>checks_failed......: 0.00%   0 out of 300</w:t>
-      </w:r>
-      <w:r>
-        <w:br/>
-      </w:r>
-      <w:r>
-        <w:rPr>
-          <w:rFonts w:ascii="Calibri" w:hAnsi="Calibri" w:eastAsia="Calibri"/>
-          <w:b w:val="0"/>
-          <w:color w:val="000000"/>
-          <w:sz w:val="18"/>
-        </w:rPr>
-      </w:r>
-      <w:r>
-        <w:br/>
-      </w:r>
-      <w:r>
-        <w:rPr>
-          <w:rFonts w:ascii="Calibri" w:hAnsi="Calibri" w:eastAsia="Calibri"/>
-          <w:b w:val="0"/>
-          <w:color w:val="000000"/>
-          <w:sz w:val="18"/>
-        </w:rPr>
-        <w:t>status is 200</w:t>
-      </w:r>
-      <w:r>
-        <w:br/>
-      </w:r>
-      <w:r>
-        <w:rPr>
-          <w:rFonts w:ascii="Calibri" w:hAnsi="Calibri" w:eastAsia="Calibri"/>
-          <w:b w:val="0"/>
-          <w:color w:val="000000"/>
-          <w:sz w:val="18"/>
-        </w:rPr>
-      </w:r>
-      <w:r>
-        <w:br/>
-      </w:r>
-      <w:r>
-        <w:rPr>
-          <w:rFonts w:ascii="Calibri" w:hAnsi="Calibri" w:eastAsia="Calibri"/>
-          <w:b w:val="0"/>
-          <w:color w:val="000000"/>
-          <w:sz w:val="18"/>
-        </w:rPr>
-        <w:t>HTTP</w:t>
-      </w:r>
-      <w:r>
-        <w:br/>
-      </w:r>
-      <w:r>
-        <w:rPr>
-          <w:rFonts w:ascii="Calibri" w:hAnsi="Calibri" w:eastAsia="Calibri"/>
-          <w:b w:val="0"/>
-          <w:color w:val="000000"/>
-          <w:sz w:val="18"/>
-        </w:rPr>
-        <w:t>http_req_duration: avg=25.17ms med=24.65ms p(90)=26.96ms p(95)=28.75ms p(99)=51.42ms max=70.01ms</w:t>
-      </w:r>
-      <w:r>
-        <w:br/>
-      </w:r>
-      <w:r>
-        <w:rPr>
-          <w:rFonts w:ascii="Calibri" w:hAnsi="Calibri" w:eastAsia="Calibri"/>
-          <w:b w:val="0"/>
-          <w:color w:val="000000"/>
-          <w:sz w:val="18"/>
-        </w:rPr>
-        <w:t>http_req_failed...: 0.00% 0 out of 300</w:t>
-      </w:r>
-      <w:r>
-        <w:br/>
-      </w:r>
-      <w:r>
-        <w:rPr>
-          <w:rFonts w:ascii="Calibri" w:hAnsi="Calibri" w:eastAsia="Calibri"/>
-          <w:b w:val="0"/>
-          <w:color w:val="000000"/>
-          <w:sz w:val="18"/>
-        </w:rPr>
-        <w:t>http_reqs.........: 300   9.713281/s</w:t>
-      </w:r>
-      <w:r>
-        <w:br/>
-      </w:r>
-      <w:r>
-        <w:rPr>
-          <w:rFonts w:ascii="Calibri" w:hAnsi="Calibri" w:eastAsia="Calibri"/>
-          <w:b w:val="0"/>
-          <w:color w:val="000000"/>
-          <w:sz w:val="18"/>
-        </w:rPr>
-      </w:r>
-      <w:r>
-        <w:br/>
-      </w:r>
-      <w:r>
-        <w:rPr>
-          <w:rFonts w:ascii="Calibri" w:hAnsi="Calibri" w:eastAsia="Calibri"/>
-          <w:b w:val="0"/>
-          <w:color w:val="000000"/>
-          <w:sz w:val="18"/>
-        </w:rPr>
-        <w:t>EXECUTION</w:t>
-      </w:r>
-      <w:r>
-        <w:br/>
-      </w:r>
-      <w:r>
-        <w:rPr>
-          <w:rFonts w:ascii="Calibri" w:hAnsi="Calibri" w:eastAsia="Calibri"/>
-          <w:b w:val="0"/>
-          <w:color w:val="000000"/>
-          <w:sz w:val="18"/>
-        </w:rPr>
-        <w:t>iteration_duration: avg=1.02s med=1.02s p(90)=1.02s p(95)=1.03s p(99)=1.09s max=1.13s</w:t>
-      </w:r>
-      <w:r>
-        <w:br/>
-      </w:r>
-      <w:r>
-        <w:rPr>
-          <w:rFonts w:ascii="Calibri" w:hAnsi="Calibri" w:eastAsia="Calibri"/>
-          <w:b w:val="0"/>
-          <w:color w:val="000000"/>
-          <w:sz w:val="18"/>
-        </w:rPr>
-        <w:t>iterations........: 300   9.713281/s</w:t>
-      </w:r>
-      <w:r>
-        <w:br/>
-      </w:r>
-      <w:r>
-        <w:rPr>
-          <w:rFonts w:ascii="Calibri" w:hAnsi="Calibri" w:eastAsia="Calibri"/>
-          <w:b w:val="0"/>
-          <w:color w:val="000000"/>
-          <w:sz w:val="18"/>
-        </w:rPr>
-        <w:t>vus...............: 10    min=10 max=10</w:t>
-      </w:r>
-      <w:r>
-        <w:br/>
-      </w:r>
-      <w:r>
-        <w:rPr>
-          <w:rFonts w:ascii="Calibri" w:hAnsi="Calibri" w:eastAsia="Calibri"/>
-          <w:b w:val="0"/>
-          <w:color w:val="000000"/>
-          <w:sz w:val="18"/>
-        </w:rPr>
-        <w:t>vus_max...........: 10    min=10 max=10</w:t>
-      </w:r>
-      <w:r>
-        <w:br/>
-      </w:r>
-      <w:r>
-        <w:rPr>
-          <w:rFonts w:ascii="Calibri" w:hAnsi="Calibri" w:eastAsia="Calibri"/>
-          <w:b w:val="0"/>
-          <w:color w:val="000000"/>
-          <w:sz w:val="18"/>
-        </w:rPr>
-      </w:r>
-      <w:r>
-        <w:br/>
-      </w:r>
-      <w:r>
-        <w:rPr>
-          <w:rFonts w:ascii="Calibri" w:hAnsi="Calibri" w:eastAsia="Calibri"/>
-          <w:b w:val="0"/>
-          <w:color w:val="000000"/>
-          <w:sz w:val="18"/>
-        </w:rPr>
-        <w:t>NETWORK</w:t>
-      </w:r>
-      <w:r>
-        <w:br/>
-      </w:r>
-      <w:r>
-        <w:rPr>
-          <w:rFonts w:ascii="Calibri" w:hAnsi="Calibri" w:eastAsia="Calibri"/>
-          <w:b w:val="0"/>
-          <w:color w:val="000000"/>
-          <w:sz w:val="18"/>
-        </w:rPr>
-        <w:t>data_received.....: 42 kB 1.4 kB/s</w:t>
-      </w:r>
-      <w:r>
-        <w:br/>
-      </w:r>
-      <w:r>
-        <w:rPr>
-          <w:rFonts w:ascii="Calibri" w:hAnsi="Calibri" w:eastAsia="Calibri"/>
-          <w:b w:val="0"/>
-          <w:color w:val="000000"/>
-          <w:sz w:val="18"/>
-        </w:rPr>
-        <w:t>data_sent.........: 21 kB 680 B/s</w:t>
+        <w:drawing>
+          <wp:inline xmlns:a="http://schemas.openxmlformats.org/drawingml/2006/main" xmlns:pic="http://schemas.openxmlformats.org/drawingml/2006/picture">
+            <wp:extent cx="5806440" cy="4400670"/>
+            <wp:docPr id="3" name="Picture 3"/>
+            <wp:cNvGraphicFramePr>
+              <a:graphicFrameLocks noChangeAspect="1"/>
+            </wp:cNvGraphicFramePr>
+            <a:graphic>
+              <a:graphicData uri="http://schemas.openxmlformats.org/drawingml/2006/picture">
+                <pic:pic>
+                  <pic:nvPicPr>
+                    <pic:cNvPr id="0" name="k6_basic_output.png"/>
+                    <pic:cNvPicPr/>
+                  </pic:nvPicPr>
+                  <pic:blipFill>
+                    <a:blip r:embed="rId11"/>
+                    <a:stretch>
+                      <a:fillRect/>
+                    </a:stretch>
+                  </pic:blipFill>
+                  <pic:spPr>
+                    <a:xfrm>
+                      <a:off x="0" y="0"/>
+                      <a:ext cx="5806440" cy="4400670"/>
+                    </a:xfrm>
+                    <a:prstGeom prst="rect"/>
+                  </pic:spPr>
+                </pic:pic>
+              </a:graphicData>
+            </a:graphic>
+          </wp:inline>
+        </w:drawing>
       </w:r>
     </w:p>
     <w:p>
@@ -2542,13 +2329,14 @@
     <w:p>
       <w:pPr>
         <w:keepLines/>
+        <w:pageBreakBefore/>
         <w:jc w:val="center"/>
       </w:pPr>
       <w:r>
         <w:drawing>
           <wp:inline xmlns:a="http://schemas.openxmlformats.org/drawingml/2006/main" xmlns:pic="http://schemas.openxmlformats.org/drawingml/2006/picture">
-            <wp:extent cx="5760720" cy="3127248"/>
-            <wp:docPr id="1" name="Picture 1"/>
+            <wp:extent cx="5806440" cy="2826894"/>
+            <wp:docPr id="4" name="Picture 4"/>
             <wp:cNvGraphicFramePr>
               <a:graphicFrameLocks noChangeAspect="1"/>
             </wp:cNvGraphicFramePr>
@@ -2556,11 +2344,11 @@
               <a:graphicData uri="http://schemas.openxmlformats.org/drawingml/2006/picture">
                 <pic:pic>
                   <pic:nvPicPr>
-                    <pic:cNvPr id="0" name="p95_vu.png"/>
+                    <pic:cNvPr id="0" name="p95_from_spreadsheet.png"/>
                     <pic:cNvPicPr/>
                   </pic:nvPicPr>
                   <pic:blipFill>
-                    <a:blip r:embed="rId9"/>
+                    <a:blip r:embed="rId12"/>
                     <a:stretch>
                       <a:fillRect/>
                     </a:stretch>
@@ -2568,7 +2356,7 @@
                   <pic:spPr>
                     <a:xfrm>
                       <a:off x="0" y="0"/>
-                      <a:ext cx="5760720" cy="3127248"/>
+                      <a:ext cx="5806440" cy="2826894"/>
                     </a:xfrm>
                     <a:prstGeom prst="rect"/>
                   </pic:spPr>
@@ -3744,8 +3532,8 @@
       <w:r>
         <w:drawing>
           <wp:inline xmlns:a="http://schemas.openxmlformats.org/drawingml/2006/main" xmlns:pic="http://schemas.openxmlformats.org/drawingml/2006/picture">
-            <wp:extent cx="5760720" cy="3127248"/>
-            <wp:docPr id="2" name="Picture 2"/>
+            <wp:extent cx="5806440" cy="2826894"/>
+            <wp:docPr id="5" name="Picture 5"/>
             <wp:cNvGraphicFramePr>
               <a:graphicFrameLocks noChangeAspect="1"/>
             </wp:cNvGraphicFramePr>
@@ -3753,11 +3541,11 @@
               <a:graphicData uri="http://schemas.openxmlformats.org/drawingml/2006/picture">
                 <pic:pic>
                   <pic:nvPicPr>
-                    <pic:cNvPr id="0" name="latency_vu.png"/>
+                    <pic:cNvPr id="0" name="latency_from_spreadsheet.png"/>
                     <pic:cNvPicPr/>
                   </pic:nvPicPr>
                   <pic:blipFill>
-                    <a:blip r:embed="rId10"/>
+                    <a:blip r:embed="rId13"/>
                     <a:stretch>
                       <a:fillRect/>
                     </a:stretch>
@@ -3765,7 +3553,7 @@
                   <pic:spPr>
                     <a:xfrm>
                       <a:off x="0" y="0"/>
-                      <a:ext cx="5760720" cy="3127248"/>
+                      <a:ext cx="5806440" cy="2826894"/>
                     </a:xfrm>
                     <a:prstGeom prst="rect"/>
                   </pic:spPr>
@@ -4171,6 +3959,48 @@
         <w:t>Можно оптимизировать код и запросы к базе данных, добавить кэш, увеличить число экземпляров приложения, настроить балансировку, увеличить ресурсы и убрать лишние сетевые обращения.</w:t>
       </w:r>
     </w:p>
+    <w:p>
+      <w:pPr>
+        <w:keepNext/>
+        <w:spacing w:before="240" w:after="120"/>
+      </w:pPr>
+      <w:r>
+        <w:rPr>
+          <w:rFonts w:ascii="Calibri" w:hAnsi="Calibri"/>
+          <w:b/>
+          <w:sz w:val="22"/>
+        </w:rPr>
+        <w:t>Исходный код</w:t>
+      </w:r>
+    </w:p>
+    <w:p>
+      <w:pPr>
+        <w:spacing w:after="80"/>
+      </w:pPr>
+      <w:r>
+        <w:rPr>
+          <w:rFonts w:ascii="Calibri" w:hAnsi="Calibri"/>
+          <w:sz w:val="22"/>
+        </w:rPr>
+        <w:t>Исходный код лабораторной работы и сценарии нагрузочного тестирования можно посмотреть в папке ЛР1 репозитория GitHub:</w:t>
+      </w:r>
+    </w:p>
+    <w:p>
+      <w:pPr>
+        <w:spacing w:after="0"/>
+      </w:pPr>
+      <w:hyperlink r:id="rId14">
+        <w:r>
+          <w:rPr>
+            <w:rFonts w:ascii="Calibri" w:hAnsi="Calibri"/>
+            <w:color w:val="0563C1"/>
+            <w:u w:val="single"/>
+            <w:sz w:val="22"/>
+          </w:rPr>
+          <w:t>github.com/VovanGod/VP/tree/main/ЛР1</w:t>
+        </w:r>
+      </w:hyperlink>
+    </w:p>
     <w:sectPr>
       <w:pgSz w:w="12240" w:h="15840"/>
       <w:pgMar w:top="1123" w:right="936" w:bottom="1123" w:left="1224" w:header="720" w:footer="720" w:gutter="0"/>
